--- a/lessions/0006.docx
+++ b/lessions/0006.docx
@@ -3,642 +3,1564 @@
 <w:document xmlns:wpc="http://schemas.microsoft.com/office/word/2010/wordprocessingCanvas" xmlns:cx="http://schemas.microsoft.com/office/drawing/2014/chartex" xmlns:cx1="http://schemas.microsoft.com/office/drawing/2015/9/8/chartex" xmlns:cx2="http://schemas.microsoft.com/office/drawing/2015/10/21/chartex" xmlns:cx3="http://schemas.microsoft.com/office/drawing/2016/5/9/chartex" xmlns:cx4="http://schemas.microsoft.com/office/drawing/2016/5/10/chartex" xmlns:cx5="http://schemas.microsoft.com/office/drawing/2016/5/11/chartex" xmlns:cx6="http://schemas.microsoft.com/office/drawing/2016/5/12/chartex" xmlns:cx7="http://schemas.microsoft.com/office/drawing/2016/5/13/chartex" xmlns:cx8="http://schemas.microsoft.com/office/drawing/2016/5/14/chartex" xmlns:mc="http://schemas.openxmlformats.org/markup-compatibility/2006" xmlns:aink="http://schemas.microsoft.com/office/drawing/2016/ink" xmlns:am3d="http://schemas.microsoft.com/office/drawing/2017/model3d" xmlns:o="urn:schemas-microsoft-com:office:office" xmlns:oel="http://schemas.microsoft.com/office/2019/extlst" xmlns:r="http://schemas.openxmlformats.org/officeDocument/2006/relationships" xmlns:m="http://schemas.openxmlformats.org/officeDocument/2006/math" xmlns:v="urn:schemas-microsoft-com:vml" xmlns:wp14="http://schemas.microsoft.com/office/word/2010/wordprocessingDrawing" xmlns:wp="http://schemas.openxmlformats.org/drawingml/2006/wordprocessingDrawing" xmlns:w10="urn:schemas-microsoft-com:office:word" xmlns:w="http://schemas.openxmlformats.org/wordprocessingml/2006/main" xmlns:w14="http://schemas.microsoft.com/office/word/2010/wordml" xmlns:w15="http://schemas.microsoft.com/office/word/2012/wordml" xmlns:w16cex="http://schemas.microsoft.com/office/word/2018/wordml/cex" xmlns:w16cid="http://schemas.microsoft.com/office/word/2016/wordml/cid" xmlns:w16="http://schemas.microsoft.com/office/word/2018/wordml" xmlns:w16du="http://schemas.microsoft.com/office/word/2023/wordml/word16du" xmlns:w16sdtdh="http://schemas.microsoft.com/office/word/2020/wordml/sdtdatahash" xmlns:w16sdtfl="http://schemas.microsoft.com/office/word/2024/wordml/sdtformatlock" xmlns:w16se="http://schemas.microsoft.com/office/word/2015/wordml/symex" xmlns:wpg="http://schemas.microsoft.com/office/word/2010/wordprocessingGroup" xmlns:wpi="http://schemas.microsoft.com/office/word/2010/wordprocessingInk" xmlns:wne="http://schemas.microsoft.com/office/word/2006/wordml" xmlns:wps="http://schemas.microsoft.com/office/word/2010/wordprocessingShape" mc:Ignorable="w14 w15 w16se w16cid w16 w16cex w16sdtdh w16sdtfl w16du wp14">
   <w:body>
     <w:p>
-      <w:r>
+      <w:pPr>
+        <w:rPr>
+          <w:rFonts w:ascii="Times New Roman" w:hAnsi="Times New Roman" w:cs="Times New Roman"/>
+        </w:rPr>
+      </w:pPr>
+      <w:r>
+        <w:rPr>
+          <w:rFonts w:ascii="Times New Roman" w:hAnsi="Times New Roman" w:cs="Times New Roman"/>
+        </w:rPr>
         <w:t>NGÀY 6: CÁCH DIỆN ĐẠI THỜI GIAN VÀ NGÀY THÁNG.</w:t>
       </w:r>
     </w:p>
     <w:p>
-      <w:r>
+      <w:pPr>
+        <w:rPr>
+          <w:rFonts w:ascii="Times New Roman" w:hAnsi="Times New Roman" w:cs="Times New Roman"/>
+        </w:rPr>
+      </w:pPr>
+      <w:r>
+        <w:rPr>
+          <w:rFonts w:ascii="Times New Roman" w:hAnsi="Times New Roman" w:cs="Times New Roman"/>
+        </w:rPr>
         <w:t>MỤC TIÊU</w:t>
       </w:r>
     </w:p>
     <w:p>
-      <w:r>
+      <w:pPr>
+        <w:rPr>
+          <w:rFonts w:ascii="Times New Roman" w:hAnsi="Times New Roman" w:cs="Times New Roman"/>
+        </w:rPr>
+      </w:pPr>
+      <w:r>
+        <w:rPr>
+          <w:rFonts w:ascii="Times New Roman" w:hAnsi="Times New Roman" w:cs="Times New Roman"/>
+        </w:rPr>
         <w:t>Biết hỏi và trả lời giờ</w:t>
       </w:r>
     </w:p>
     <w:p>
-      <w:r>
+      <w:pPr>
+        <w:rPr>
+          <w:rFonts w:ascii="Times New Roman" w:hAnsi="Times New Roman" w:cs="Times New Roman"/>
+        </w:rPr>
+      </w:pPr>
+      <w:r>
+        <w:rPr>
+          <w:rFonts w:ascii="Times New Roman" w:hAnsi="Times New Roman" w:cs="Times New Roman"/>
+        </w:rPr>
         <w:t>Biết nói giờ đúng, giờ lẻ, giờ kém</w:t>
       </w:r>
     </w:p>
     <w:p>
-      <w:r>
+      <w:pPr>
+        <w:rPr>
+          <w:rFonts w:ascii="Times New Roman" w:hAnsi="Times New Roman" w:cs="Times New Roman"/>
+        </w:rPr>
+      </w:pPr>
+      <w:r>
+        <w:rPr>
+          <w:rFonts w:ascii="Times New Roman" w:hAnsi="Times New Roman" w:cs="Times New Roman"/>
+        </w:rPr>
         <w:t>Biết đọc ngày tháng trong tiếng anh:</w:t>
       </w:r>
     </w:p>
     <w:p>
-      <w:r>
+      <w:pPr>
+        <w:rPr>
+          <w:rFonts w:ascii="Times New Roman" w:hAnsi="Times New Roman" w:cs="Times New Roman"/>
+        </w:rPr>
+      </w:pPr>
+      <w:r>
+        <w:rPr>
+          <w:rFonts w:ascii="Times New Roman" w:hAnsi="Times New Roman" w:cs="Times New Roman"/>
+        </w:rPr>
         <w:t>1: Hỏi giờ</w:t>
       </w:r>
     </w:p>
     <w:p>
-      <w:r>
+      <w:pPr>
+        <w:rPr>
+          <w:rFonts w:ascii="Times New Roman" w:hAnsi="Times New Roman" w:cs="Times New Roman"/>
+        </w:rPr>
+      </w:pPr>
+      <w:r>
+        <w:rPr>
+          <w:rFonts w:ascii="Times New Roman" w:hAnsi="Times New Roman" w:cs="Times New Roman"/>
+        </w:rPr>
         <w:t>What time is it?</w:t>
       </w:r>
       <w:r>
+        <w:rPr>
+          <w:rFonts w:ascii="Times New Roman" w:hAnsi="Times New Roman" w:cs="Times New Roman"/>
+        </w:rPr>
         <w:t>: Mấy giờ rồi?</w:t>
       </w:r>
     </w:p>
     <w:p>
-      <w:r>
+      <w:pPr>
+        <w:rPr>
+          <w:rFonts w:ascii="Times New Roman" w:hAnsi="Times New Roman" w:cs="Times New Roman"/>
+        </w:rPr>
+      </w:pPr>
+      <w:r>
+        <w:rPr>
+          <w:rFonts w:ascii="Times New Roman" w:hAnsi="Times New Roman" w:cs="Times New Roman"/>
+        </w:rPr>
         <w:t>Do you know the time?:Bạn có biết mấy giờ không?</w:t>
       </w:r>
     </w:p>
     <w:p>
-      <w:r>
+      <w:pPr>
+        <w:rPr>
+          <w:rFonts w:ascii="Times New Roman" w:hAnsi="Times New Roman" w:cs="Times New Roman"/>
+        </w:rPr>
+      </w:pPr>
+      <w:r>
+        <w:rPr>
+          <w:rFonts w:ascii="Times New Roman" w:hAnsi="Times New Roman" w:cs="Times New Roman"/>
+        </w:rPr>
         <w:t>Could you tell me the time?: Bạn có thể cho tôi biết mấy giờ không?</w:t>
       </w:r>
     </w:p>
     <w:p>
-      <w:r>
+      <w:pPr>
+        <w:rPr>
+          <w:rFonts w:ascii="Times New Roman" w:hAnsi="Times New Roman" w:cs="Times New Roman"/>
+        </w:rPr>
+      </w:pPr>
+      <w:r>
+        <w:rPr>
+          <w:rFonts w:ascii="Times New Roman" w:hAnsi="Times New Roman" w:cs="Times New Roman"/>
+        </w:rPr>
         <w:t>2:GIỜ ĐÚNG</w:t>
       </w:r>
     </w:p>
     <w:p>
-      <w:r>
+      <w:pPr>
+        <w:rPr>
+          <w:rFonts w:ascii="Times New Roman" w:hAnsi="Times New Roman" w:cs="Times New Roman"/>
+        </w:rPr>
+      </w:pPr>
+      <w:r>
+        <w:rPr>
+          <w:rFonts w:ascii="Times New Roman" w:hAnsi="Times New Roman" w:cs="Times New Roman"/>
+        </w:rPr>
         <w:t>Cấu trúc:</w:t>
       </w:r>
     </w:p>
     <w:p>
-      <w:r>
+      <w:pPr>
+        <w:rPr>
+          <w:rFonts w:ascii="Times New Roman" w:hAnsi="Times New Roman" w:cs="Times New Roman"/>
+        </w:rPr>
+      </w:pPr>
+      <w:r>
+        <w:rPr>
+          <w:rFonts w:ascii="Times New Roman" w:hAnsi="Times New Roman" w:cs="Times New Roman"/>
+        </w:rPr>
         <w:t>It’s +</w:t>
       </w:r>
       <w:r>
+        <w:rPr>
+          <w:rFonts w:ascii="Times New Roman" w:hAnsi="Times New Roman" w:cs="Times New Roman"/>
+        </w:rPr>
         <w:t xml:space="preserve"> giờ + o’clock. </w:t>
       </w:r>
     </w:p>
     <w:p>
-      <w:r>
+      <w:pPr>
+        <w:rPr>
+          <w:rFonts w:ascii="Times New Roman" w:hAnsi="Times New Roman" w:cs="Times New Roman"/>
+        </w:rPr>
+      </w:pPr>
+      <w:r>
+        <w:rPr>
+          <w:rFonts w:ascii="Times New Roman" w:hAnsi="Times New Roman" w:cs="Times New Roman"/>
+        </w:rPr>
         <w:t>Ví dụ:</w:t>
       </w:r>
     </w:p>
     <w:p>
-      <w:r>
+      <w:pPr>
+        <w:rPr>
+          <w:rFonts w:ascii="Times New Roman" w:hAnsi="Times New Roman" w:cs="Times New Roman"/>
+        </w:rPr>
+      </w:pPr>
+      <w:r>
+        <w:rPr>
+          <w:rFonts w:ascii="Times New Roman" w:hAnsi="Times New Roman" w:cs="Times New Roman"/>
+        </w:rPr>
         <w:t>It’s one o’clock: Bây giờ là 1 giờ.</w:t>
       </w:r>
     </w:p>
     <w:p>
-      <w:r>
+      <w:pPr>
+        <w:rPr>
+          <w:rFonts w:ascii="Times New Roman" w:hAnsi="Times New Roman" w:cs="Times New Roman"/>
+        </w:rPr>
+      </w:pPr>
+      <w:r>
+        <w:rPr>
+          <w:rFonts w:ascii="Times New Roman" w:hAnsi="Times New Roman" w:cs="Times New Roman"/>
+        </w:rPr>
         <w:t>It’s seven o’clock:Bây giờ là 7 giờ.</w:t>
       </w:r>
     </w:p>
     <w:p>
-      <w:r>
+      <w:pPr>
+        <w:rPr>
+          <w:rFonts w:ascii="Times New Roman" w:hAnsi="Times New Roman" w:cs="Times New Roman"/>
+        </w:rPr>
+      </w:pPr>
+      <w:r>
+        <w:rPr>
+          <w:rFonts w:ascii="Times New Roman" w:hAnsi="Times New Roman" w:cs="Times New Roman"/>
+        </w:rPr>
         <w:t>It’s ten o’clock: Bây giờ là 10 giờ.</w:t>
       </w:r>
     </w:p>
     <w:p>
-      <w:r>
+      <w:pPr>
+        <w:rPr>
+          <w:rFonts w:ascii="Times New Roman" w:hAnsi="Times New Roman" w:cs="Times New Roman"/>
+        </w:rPr>
+      </w:pPr>
+      <w:r>
+        <w:rPr>
+          <w:rFonts w:ascii="Times New Roman" w:hAnsi="Times New Roman" w:cs="Times New Roman"/>
+        </w:rPr>
         <w:t>3. GIỜ LẺ (PHÚT SAU GIỜ)</w:t>
       </w:r>
     </w:p>
     <w:p>
-      <w:r>
+      <w:pPr>
+        <w:rPr>
+          <w:rFonts w:ascii="Times New Roman" w:hAnsi="Times New Roman" w:cs="Times New Roman"/>
+        </w:rPr>
+      </w:pPr>
+      <w:r>
+        <w:rPr>
+          <w:rFonts w:ascii="Times New Roman" w:hAnsi="Times New Roman" w:cs="Times New Roman"/>
+        </w:rPr>
         <w:t>Cấu trúc:</w:t>
       </w:r>
     </w:p>
     <w:p>
-      <w:r>
+      <w:pPr>
+        <w:rPr>
+          <w:rFonts w:ascii="Times New Roman" w:hAnsi="Times New Roman" w:cs="Times New Roman"/>
+        </w:rPr>
+      </w:pPr>
+      <w:r>
+        <w:rPr>
+          <w:rFonts w:ascii="Times New Roman" w:hAnsi="Times New Roman" w:cs="Times New Roman"/>
+        </w:rPr>
         <w:t>It’s + giờ +</w:t>
       </w:r>
       <w:r>
+        <w:rPr>
+          <w:rFonts w:ascii="Times New Roman" w:hAnsi="Times New Roman" w:cs="Times New Roman"/>
+        </w:rPr>
         <w:t xml:space="preserve"> past + giờ.</w:t>
       </w:r>
     </w:p>
     <w:p>
-      <w:r>
+      <w:pPr>
+        <w:rPr>
+          <w:rFonts w:ascii="Times New Roman" w:hAnsi="Times New Roman" w:cs="Times New Roman"/>
+        </w:rPr>
+      </w:pPr>
+      <w:r>
+        <w:rPr>
+          <w:rFonts w:ascii="Times New Roman" w:hAnsi="Times New Roman" w:cs="Times New Roman"/>
+        </w:rPr>
         <w:t>Ví dụ.</w:t>
       </w:r>
     </w:p>
     <w:p>
-      <w:r>
+      <w:pPr>
+        <w:rPr>
+          <w:rFonts w:ascii="Times New Roman" w:hAnsi="Times New Roman" w:cs="Times New Roman"/>
+        </w:rPr>
+      </w:pPr>
+      <w:r>
+        <w:rPr>
+          <w:rFonts w:ascii="Times New Roman" w:hAnsi="Times New Roman" w:cs="Times New Roman"/>
+        </w:rPr>
         <w:t>It’s five past two:2 giờ 5 phút</w:t>
       </w:r>
     </w:p>
     <w:p>
-      <w:r>
+      <w:pPr>
+        <w:rPr>
+          <w:rFonts w:ascii="Times New Roman" w:hAnsi="Times New Roman" w:cs="Times New Roman"/>
+        </w:rPr>
+      </w:pPr>
+      <w:r>
+        <w:rPr>
+          <w:rFonts w:ascii="Times New Roman" w:hAnsi="Times New Roman" w:cs="Times New Roman"/>
+        </w:rPr>
         <w:t>It’s ten past six: 6 giờ 10 phút</w:t>
       </w:r>
     </w:p>
     <w:p>
-      <w:r>
-        <w:t>It’s twenty past eigh: 8 giờ 20 phút</w:t>
-      </w:r>
-    </w:p>
-    <w:p>
-      <w:r>
+      <w:pPr>
+        <w:rPr>
+          <w:rFonts w:ascii="Times New Roman" w:hAnsi="Times New Roman" w:cs="Times New Roman"/>
+        </w:rPr>
+      </w:pPr>
+      <w:r>
+        <w:rPr>
+          <w:rFonts w:ascii="Times New Roman" w:hAnsi="Times New Roman" w:cs="Times New Roman"/>
+        </w:rPr>
+        <w:t>It’s twenty past eigh</w:t>
+      </w:r>
+      <w:r>
+        <w:rPr>
+          <w:rFonts w:ascii="Times New Roman" w:hAnsi="Times New Roman" w:cs="Times New Roman"/>
+        </w:rPr>
+        <w:t>t:</w:t>
+      </w:r>
+      <w:r>
+        <w:rPr>
+          <w:rFonts w:ascii="Times New Roman" w:hAnsi="Times New Roman" w:cs="Times New Roman"/>
+        </w:rPr>
+        <w:t xml:space="preserve"> 8 giờ 20 phút</w:t>
+      </w:r>
+    </w:p>
+    <w:p>
+      <w:pPr>
+        <w:rPr>
+          <w:rFonts w:ascii="Times New Roman" w:hAnsi="Times New Roman" w:cs="Times New Roman"/>
+        </w:rPr>
+      </w:pPr>
+      <w:r>
+        <w:rPr>
+          <w:rFonts w:ascii="Times New Roman" w:hAnsi="Times New Roman" w:cs="Times New Roman"/>
+        </w:rPr>
         <w:t>4. GIỜ KÉM</w:t>
       </w:r>
     </w:p>
     <w:p>
-      <w:r>
+      <w:pPr>
+        <w:rPr>
+          <w:rFonts w:ascii="Times New Roman" w:hAnsi="Times New Roman" w:cs="Times New Roman"/>
+        </w:rPr>
+      </w:pPr>
+      <w:r>
+        <w:rPr>
+          <w:rFonts w:ascii="Times New Roman" w:hAnsi="Times New Roman" w:cs="Times New Roman"/>
+        </w:rPr>
         <w:t>Cấu trúc:</w:t>
       </w:r>
     </w:p>
     <w:p>
-      <w:r>
+      <w:pPr>
+        <w:rPr>
+          <w:rFonts w:ascii="Times New Roman" w:hAnsi="Times New Roman" w:cs="Times New Roman"/>
+        </w:rPr>
+      </w:pPr>
+      <w:r>
+        <w:rPr>
+          <w:rFonts w:ascii="Times New Roman" w:hAnsi="Times New Roman" w:cs="Times New Roman"/>
+        </w:rPr>
         <w:t>It’s</w:t>
       </w:r>
       <w:r>
+        <w:rPr>
+          <w:rFonts w:ascii="Times New Roman" w:hAnsi="Times New Roman" w:cs="Times New Roman"/>
+        </w:rPr>
         <w:t xml:space="preserve"> + phút + to + giờ tiếp theo.</w:t>
       </w:r>
     </w:p>
     <w:p>
-      <w:r>
+      <w:pPr>
+        <w:rPr>
+          <w:rFonts w:ascii="Times New Roman" w:hAnsi="Times New Roman" w:cs="Times New Roman"/>
+        </w:rPr>
+      </w:pPr>
+      <w:r>
+        <w:rPr>
+          <w:rFonts w:ascii="Times New Roman" w:hAnsi="Times New Roman" w:cs="Times New Roman"/>
+        </w:rPr>
         <w:t>Ví dụ:</w:t>
       </w:r>
     </w:p>
     <w:p>
-      <w:r>
+      <w:pPr>
+        <w:rPr>
+          <w:rFonts w:ascii="Times New Roman" w:hAnsi="Times New Roman" w:cs="Times New Roman"/>
+        </w:rPr>
+      </w:pPr>
+      <w:r>
+        <w:rPr>
+          <w:rFonts w:ascii="Times New Roman" w:hAnsi="Times New Roman" w:cs="Times New Roman"/>
+        </w:rPr>
         <w:t>It’s ten to eigh: 8 giờ kém 10 phút</w:t>
       </w:r>
     </w:p>
     <w:p>
-      <w:r>
+      <w:pPr>
+        <w:rPr>
+          <w:rFonts w:ascii="Times New Roman" w:hAnsi="Times New Roman" w:cs="Times New Roman"/>
+        </w:rPr>
+      </w:pPr>
+      <w:r>
+        <w:rPr>
+          <w:rFonts w:ascii="Times New Roman" w:hAnsi="Times New Roman" w:cs="Times New Roman"/>
+        </w:rPr>
         <w:t>It’s five to nine: 9 giờ kém 5 phút.</w:t>
       </w:r>
     </w:p>
     <w:p>
-      <w:r>
+      <w:pPr>
+        <w:rPr>
+          <w:rFonts w:ascii="Times New Roman" w:hAnsi="Times New Roman" w:cs="Times New Roman"/>
+        </w:rPr>
+      </w:pPr>
+      <w:r>
+        <w:rPr>
+          <w:rFonts w:ascii="Times New Roman" w:hAnsi="Times New Roman" w:cs="Times New Roman"/>
+        </w:rPr>
         <w:t>It’s twenty to four: 4 giờ kém 20 phút.</w:t>
       </w:r>
     </w:p>
     <w:p>
-      <w:r>
+      <w:pPr>
+        <w:rPr>
+          <w:rFonts w:ascii="Times New Roman" w:hAnsi="Times New Roman" w:cs="Times New Roman"/>
+        </w:rPr>
+      </w:pPr>
+      <w:r>
+        <w:rPr>
+          <w:rFonts w:ascii="Times New Roman" w:hAnsi="Times New Roman" w:cs="Times New Roman"/>
+        </w:rPr>
         <w:t>5. giờ rười và 15 phút</w:t>
       </w:r>
     </w:p>
     <w:p>
-      <w:r>
+      <w:pPr>
+        <w:rPr>
+          <w:rFonts w:ascii="Times New Roman" w:hAnsi="Times New Roman" w:cs="Times New Roman"/>
+        </w:rPr>
+      </w:pPr>
+      <w:r>
+        <w:rPr>
+          <w:rFonts w:ascii="Times New Roman" w:hAnsi="Times New Roman" w:cs="Times New Roman"/>
+        </w:rPr>
         <w:t>Half =  30 phút</w:t>
       </w:r>
     </w:p>
     <w:p>
-      <w:r>
+      <w:pPr>
+        <w:rPr>
+          <w:rFonts w:ascii="Times New Roman" w:hAnsi="Times New Roman" w:cs="Times New Roman"/>
+        </w:rPr>
+      </w:pPr>
+      <w:r>
+        <w:rPr>
+          <w:rFonts w:ascii="Times New Roman" w:hAnsi="Times New Roman" w:cs="Times New Roman"/>
+        </w:rPr>
+        <w:t>A quarter</w:t>
+      </w:r>
+      <w:r>
+        <w:rPr>
+          <w:rFonts w:ascii="Times New Roman" w:hAnsi="Times New Roman" w:cs="Times New Roman"/>
+        </w:rPr>
+        <w:t xml:space="preserve"> = 15 phút:</w:t>
+      </w:r>
+    </w:p>
+    <w:p>
+      <w:pPr>
+        <w:rPr>
+          <w:rFonts w:ascii="Times New Roman" w:hAnsi="Times New Roman" w:cs="Times New Roman"/>
+        </w:rPr>
+      </w:pPr>
+      <w:r>
+        <w:rPr>
+          <w:rFonts w:ascii="Times New Roman" w:hAnsi="Times New Roman" w:cs="Times New Roman"/>
+        </w:rPr>
         <w:lastRenderedPageBreak/>
-        <w:t>A quarter</w:t>
-      </w:r>
-      <w:r>
-        <w:t xml:space="preserve"> = 15 phút:</w:t>
-      </w:r>
-    </w:p>
-    <w:p>
-      <w:r>
         <w:t>Ví dụ:</w:t>
       </w:r>
     </w:p>
     <w:p>
-      <w:r>
+      <w:pPr>
+        <w:rPr>
+          <w:rFonts w:ascii="Times New Roman" w:hAnsi="Times New Roman" w:cs="Times New Roman"/>
+        </w:rPr>
+      </w:pPr>
+      <w:r>
+        <w:rPr>
+          <w:rFonts w:ascii="Times New Roman" w:hAnsi="Times New Roman" w:cs="Times New Roman"/>
+        </w:rPr>
         <w:t>It’s half past three: 3 giờ rưỡi</w:t>
       </w:r>
     </w:p>
     <w:p>
-      <w:r>
+      <w:pPr>
+        <w:rPr>
+          <w:rFonts w:ascii="Times New Roman" w:hAnsi="Times New Roman" w:cs="Times New Roman"/>
+        </w:rPr>
+      </w:pPr>
+      <w:r>
+        <w:rPr>
+          <w:rFonts w:ascii="Times New Roman" w:hAnsi="Times New Roman" w:cs="Times New Roman"/>
+        </w:rPr>
         <w:t>It’s a quarter past five:5 giờ 15 phút.</w:t>
       </w:r>
     </w:p>
     <w:p>
-      <w:r>
+      <w:pPr>
+        <w:rPr>
+          <w:rFonts w:ascii="Times New Roman" w:hAnsi="Times New Roman" w:cs="Times New Roman"/>
+        </w:rPr>
+      </w:pPr>
+      <w:r>
+        <w:rPr>
+          <w:rFonts w:ascii="Times New Roman" w:hAnsi="Times New Roman" w:cs="Times New Roman"/>
+        </w:rPr>
         <w:t>It’s a quarter to seven: 7 giờ kém 15</w:t>
       </w:r>
       <w:r>
+        <w:rPr>
+          <w:rFonts w:ascii="Times New Roman" w:hAnsi="Times New Roman" w:cs="Times New Roman"/>
+        </w:rPr>
         <w:t xml:space="preserve"> </w:t>
       </w:r>
       <w:r>
+        <w:rPr>
+          <w:rFonts w:ascii="Times New Roman" w:hAnsi="Times New Roman" w:cs="Times New Roman"/>
+        </w:rPr>
         <w:t>phút.</w:t>
       </w:r>
     </w:p>
     <w:p>
-      <w:r>
+      <w:pPr>
+        <w:rPr>
+          <w:rFonts w:ascii="Times New Roman" w:hAnsi="Times New Roman" w:cs="Times New Roman"/>
+        </w:rPr>
+      </w:pPr>
+      <w:r>
+        <w:rPr>
+          <w:rFonts w:ascii="Times New Roman" w:hAnsi="Times New Roman" w:cs="Times New Roman"/>
+        </w:rPr>
         <w:t>6. CÁCH ĐỌC GIỜ THÔNG DỤNG</w:t>
       </w:r>
     </w:p>
     <w:p>
-      <w:r>
+      <w:pPr>
+        <w:rPr>
+          <w:rFonts w:ascii="Times New Roman" w:hAnsi="Times New Roman" w:cs="Times New Roman"/>
+        </w:rPr>
+      </w:pPr>
+      <w:r>
+        <w:rPr>
+          <w:rFonts w:ascii="Times New Roman" w:hAnsi="Times New Roman" w:cs="Times New Roman"/>
+        </w:rPr>
         <w:t>7:05 -&gt; seven oh five</w:t>
       </w:r>
     </w:p>
     <w:p>
-      <w:r>
+      <w:pPr>
+        <w:rPr>
+          <w:rFonts w:ascii="Times New Roman" w:hAnsi="Times New Roman" w:cs="Times New Roman"/>
+        </w:rPr>
+      </w:pPr>
+      <w:r>
+        <w:rPr>
+          <w:rFonts w:ascii="Times New Roman" w:hAnsi="Times New Roman" w:cs="Times New Roman"/>
+        </w:rPr>
         <w:t>9:15 -&gt; nine fifteen</w:t>
       </w:r>
     </w:p>
     <w:p>
-      <w:r>
+      <w:pPr>
+        <w:rPr>
+          <w:rFonts w:ascii="Times New Roman" w:hAnsi="Times New Roman" w:cs="Times New Roman"/>
+        </w:rPr>
+      </w:pPr>
+      <w:r>
+        <w:rPr>
+          <w:rFonts w:ascii="Times New Roman" w:hAnsi="Times New Roman" w:cs="Times New Roman"/>
+        </w:rPr>
         <w:t>10:30 -&gt; ten thirty</w:t>
       </w:r>
     </w:p>
     <w:p>
-      <w:r>
+      <w:pPr>
+        <w:rPr>
+          <w:rFonts w:ascii="Times New Roman" w:hAnsi="Times New Roman" w:cs="Times New Roman"/>
+        </w:rPr>
+      </w:pPr>
+      <w:r>
+        <w:rPr>
+          <w:rFonts w:ascii="Times New Roman" w:hAnsi="Times New Roman" w:cs="Times New Roman"/>
+        </w:rPr>
         <w:t>11:45 -&gt; eleven forty-five</w:t>
       </w:r>
     </w:p>
     <w:p>
-      <w:r>
+      <w:pPr>
+        <w:rPr>
+          <w:rFonts w:ascii="Times New Roman" w:hAnsi="Times New Roman" w:cs="Times New Roman"/>
+        </w:rPr>
+      </w:pPr>
+      <w:r>
+        <w:rPr>
+          <w:rFonts w:ascii="Times New Roman" w:hAnsi="Times New Roman" w:cs="Times New Roman"/>
+        </w:rPr>
         <w:t>Người bản xứ thường đọc trực tiếp số giờ và phút.</w:t>
       </w:r>
     </w:p>
     <w:p>
-      <w:r>
-        <w:t>8:20 -&gt; eght twenty</w:t>
-      </w:r>
-    </w:p>
-    <w:p>
-      <w:r>
+      <w:pPr>
+        <w:rPr>
+          <w:rFonts w:ascii="Times New Roman" w:hAnsi="Times New Roman" w:cs="Times New Roman"/>
+        </w:rPr>
+      </w:pPr>
+      <w:r>
+        <w:rPr>
+          <w:rFonts w:ascii="Times New Roman" w:hAnsi="Times New Roman" w:cs="Times New Roman"/>
+        </w:rPr>
+        <w:t>8:20 -&gt; e</w:t>
+      </w:r>
+      <w:r>
+        <w:rPr>
+          <w:rFonts w:ascii="Times New Roman" w:hAnsi="Times New Roman" w:cs="Times New Roman"/>
+        </w:rPr>
+        <w:t>i</w:t>
+      </w:r>
+      <w:r>
+        <w:rPr>
+          <w:rFonts w:ascii="Times New Roman" w:hAnsi="Times New Roman" w:cs="Times New Roman"/>
+        </w:rPr>
+        <w:t>ght twenty</w:t>
+      </w:r>
+    </w:p>
+    <w:p>
+      <w:pPr>
+        <w:rPr>
+          <w:rFonts w:ascii="Times New Roman" w:hAnsi="Times New Roman" w:cs="Times New Roman"/>
+        </w:rPr>
+      </w:pPr>
+      <w:r>
+        <w:rPr>
+          <w:rFonts w:ascii="Times New Roman" w:hAnsi="Times New Roman" w:cs="Times New Roman"/>
+        </w:rPr>
         <w:t>6:50 -&gt; six fifty</w:t>
       </w:r>
     </w:p>
     <w:p>
-      <w:r>
+      <w:pPr>
+        <w:rPr>
+          <w:rFonts w:ascii="Times New Roman" w:hAnsi="Times New Roman" w:cs="Times New Roman"/>
+        </w:rPr>
+      </w:pPr>
+      <w:r>
+        <w:rPr>
+          <w:rFonts w:ascii="Times New Roman" w:hAnsi="Times New Roman" w:cs="Times New Roman"/>
+        </w:rPr>
         <w:t>7. AM và PM</w:t>
       </w:r>
     </w:p>
     <w:p>
-      <w:r>
+      <w:pPr>
+        <w:rPr>
+          <w:rFonts w:ascii="Times New Roman" w:hAnsi="Times New Roman" w:cs="Times New Roman"/>
+        </w:rPr>
+      </w:pPr>
+      <w:r>
+        <w:rPr>
+          <w:rFonts w:ascii="Times New Roman" w:hAnsi="Times New Roman" w:cs="Times New Roman"/>
+        </w:rPr>
         <w:t>AM = buổi sáng</w:t>
       </w:r>
     </w:p>
     <w:p>
-      <w:r>
+      <w:pPr>
+        <w:rPr>
+          <w:rFonts w:ascii="Times New Roman" w:hAnsi="Times New Roman" w:cs="Times New Roman"/>
+        </w:rPr>
+      </w:pPr>
+      <w:r>
+        <w:rPr>
+          <w:rFonts w:ascii="Times New Roman" w:hAnsi="Times New Roman" w:cs="Times New Roman"/>
+        </w:rPr>
         <w:t>PM = buổi chiều / tối</w:t>
       </w:r>
     </w:p>
     <w:p>
-      <w:r>
+      <w:pPr>
+        <w:rPr>
+          <w:rFonts w:ascii="Times New Roman" w:hAnsi="Times New Roman" w:cs="Times New Roman"/>
+        </w:rPr>
+      </w:pPr>
+      <w:r>
+        <w:rPr>
+          <w:rFonts w:ascii="Times New Roman" w:hAnsi="Times New Roman" w:cs="Times New Roman"/>
+        </w:rPr>
         <w:t>Ví dụ:</w:t>
       </w:r>
     </w:p>
     <w:p>
-      <w:r>
+      <w:pPr>
+        <w:rPr>
+          <w:rFonts w:ascii="Times New Roman" w:hAnsi="Times New Roman" w:cs="Times New Roman"/>
+        </w:rPr>
+      </w:pPr>
+      <w:r>
+        <w:rPr>
+          <w:rFonts w:ascii="Times New Roman" w:hAnsi="Times New Roman" w:cs="Times New Roman"/>
+        </w:rPr>
         <w:t>It’s 7 AM. -&gt; 7 giờ sáng</w:t>
       </w:r>
     </w:p>
     <w:p>
-      <w:r>
+      <w:pPr>
+        <w:rPr>
+          <w:rFonts w:ascii="Times New Roman" w:hAnsi="Times New Roman" w:cs="Times New Roman"/>
+        </w:rPr>
+      </w:pPr>
+      <w:r>
+        <w:rPr>
+          <w:rFonts w:ascii="Times New Roman" w:hAnsi="Times New Roman" w:cs="Times New Roman"/>
+        </w:rPr>
         <w:t>It’s 7 PM. -&gt; 7 giờ tối</w:t>
       </w:r>
     </w:p>
     <w:p>
-      <w:r>
+      <w:pPr>
+        <w:rPr>
+          <w:rFonts w:ascii="Times New Roman" w:hAnsi="Times New Roman" w:cs="Times New Roman"/>
+        </w:rPr>
+      </w:pPr>
+      <w:r>
+        <w:rPr>
+          <w:rFonts w:ascii="Times New Roman" w:hAnsi="Times New Roman" w:cs="Times New Roman"/>
+        </w:rPr>
         <w:t>I wake up at 6 AM. -&gt; Tôi thức dậy lúc 6 giờ sáng.</w:t>
       </w:r>
     </w:p>
     <w:p>
-      <w:r>
+      <w:pPr>
+        <w:rPr>
+          <w:rFonts w:ascii="Times New Roman" w:hAnsi="Times New Roman" w:cs="Times New Roman"/>
+        </w:rPr>
+      </w:pPr>
+      <w:r>
+        <w:rPr>
+          <w:rFonts w:ascii="Times New Roman" w:hAnsi="Times New Roman" w:cs="Times New Roman"/>
+        </w:rPr>
         <w:t>8. NGÀY TRONG THÁNG</w:t>
       </w:r>
     </w:p>
     <w:p>
-      <w:r>
+      <w:pPr>
+        <w:rPr>
+          <w:rFonts w:ascii="Times New Roman" w:hAnsi="Times New Roman" w:cs="Times New Roman"/>
+        </w:rPr>
+      </w:pPr>
+      <w:r>
+        <w:rPr>
+          <w:rFonts w:ascii="Times New Roman" w:hAnsi="Times New Roman" w:cs="Times New Roman"/>
+        </w:rPr>
         <w:t>1</w:t>
       </w:r>
       <w:r>
         <w:rPr>
+          <w:rFonts w:ascii="Times New Roman" w:hAnsi="Times New Roman" w:cs="Times New Roman"/>
           <w:vertAlign w:val="superscript"/>
         </w:rPr>
         <w:t>st</w:t>
       </w:r>
       <w:r>
+        <w:rPr>
+          <w:rFonts w:ascii="Times New Roman" w:hAnsi="Times New Roman" w:cs="Times New Roman"/>
+        </w:rPr>
         <w:t xml:space="preserve"> -&gt; first</w:t>
       </w:r>
     </w:p>
     <w:p>
-      <w:r>
+      <w:pPr>
+        <w:rPr>
+          <w:rFonts w:ascii="Times New Roman" w:hAnsi="Times New Roman" w:cs="Times New Roman"/>
+        </w:rPr>
+      </w:pPr>
+      <w:r>
+        <w:rPr>
+          <w:rFonts w:ascii="Times New Roman" w:hAnsi="Times New Roman" w:cs="Times New Roman"/>
+        </w:rPr>
         <w:t>2</w:t>
       </w:r>
       <w:r>
         <w:rPr>
+          <w:rFonts w:ascii="Times New Roman" w:hAnsi="Times New Roman" w:cs="Times New Roman"/>
           <w:vertAlign w:val="superscript"/>
         </w:rPr>
         <w:t>nd</w:t>
       </w:r>
       <w:r>
+        <w:rPr>
+          <w:rFonts w:ascii="Times New Roman" w:hAnsi="Times New Roman" w:cs="Times New Roman"/>
+        </w:rPr>
         <w:t xml:space="preserve"> -&gt; second</w:t>
       </w:r>
     </w:p>
     <w:p>
-      <w:r>
+      <w:pPr>
+        <w:rPr>
+          <w:rFonts w:ascii="Times New Roman" w:hAnsi="Times New Roman" w:cs="Times New Roman"/>
+        </w:rPr>
+      </w:pPr>
+      <w:r>
+        <w:rPr>
+          <w:rFonts w:ascii="Times New Roman" w:hAnsi="Times New Roman" w:cs="Times New Roman"/>
+        </w:rPr>
         <w:t>3</w:t>
       </w:r>
       <w:r>
         <w:rPr>
+          <w:rFonts w:ascii="Times New Roman" w:hAnsi="Times New Roman" w:cs="Times New Roman"/>
           <w:vertAlign w:val="superscript"/>
         </w:rPr>
         <w:t>rd</w:t>
       </w:r>
       <w:r>
+        <w:rPr>
+          <w:rFonts w:ascii="Times New Roman" w:hAnsi="Times New Roman" w:cs="Times New Roman"/>
+        </w:rPr>
         <w:t xml:space="preserve"> -&gt; third</w:t>
       </w:r>
     </w:p>
     <w:p>
-      <w:r>
+      <w:pPr>
+        <w:rPr>
+          <w:rFonts w:ascii="Times New Roman" w:hAnsi="Times New Roman" w:cs="Times New Roman"/>
+        </w:rPr>
+      </w:pPr>
+      <w:r>
+        <w:rPr>
+          <w:rFonts w:ascii="Times New Roman" w:hAnsi="Times New Roman" w:cs="Times New Roman"/>
+        </w:rPr>
         <w:t>4</w:t>
       </w:r>
       <w:r>
         <w:rPr>
+          <w:rFonts w:ascii="Times New Roman" w:hAnsi="Times New Roman" w:cs="Times New Roman"/>
           <w:vertAlign w:val="superscript"/>
         </w:rPr>
         <w:t>th</w:t>
       </w:r>
       <w:r>
+        <w:rPr>
+          <w:rFonts w:ascii="Times New Roman" w:hAnsi="Times New Roman" w:cs="Times New Roman"/>
+        </w:rPr>
         <w:t xml:space="preserve"> -&gt; fourth</w:t>
       </w:r>
     </w:p>
     <w:p>
-      <w:r>
+      <w:pPr>
+        <w:rPr>
+          <w:rFonts w:ascii="Times New Roman" w:hAnsi="Times New Roman" w:cs="Times New Roman"/>
+        </w:rPr>
+      </w:pPr>
+      <w:r>
+        <w:rPr>
+          <w:rFonts w:ascii="Times New Roman" w:hAnsi="Times New Roman" w:cs="Times New Roman"/>
+        </w:rPr>
         <w:t>5</w:t>
       </w:r>
       <w:r>
         <w:rPr>
+          <w:rFonts w:ascii="Times New Roman" w:hAnsi="Times New Roman" w:cs="Times New Roman"/>
           <w:vertAlign w:val="superscript"/>
         </w:rPr>
         <w:t>th</w:t>
       </w:r>
       <w:r>
+        <w:rPr>
+          <w:rFonts w:ascii="Times New Roman" w:hAnsi="Times New Roman" w:cs="Times New Roman"/>
+        </w:rPr>
         <w:t xml:space="preserve"> -&gt; fifth</w:t>
       </w:r>
     </w:p>
-    <w:p/>
-    <w:p>
-      <w:r>
+    <w:p>
+      <w:pPr>
+        <w:rPr>
+          <w:rFonts w:ascii="Times New Roman" w:hAnsi="Times New Roman" w:cs="Times New Roman"/>
+        </w:rPr>
+      </w:pPr>
+    </w:p>
+    <w:p>
+      <w:pPr>
+        <w:rPr>
+          <w:rFonts w:ascii="Times New Roman" w:hAnsi="Times New Roman" w:cs="Times New Roman"/>
+        </w:rPr>
+      </w:pPr>
+      <w:r>
+        <w:rPr>
+          <w:rFonts w:ascii="Times New Roman" w:hAnsi="Times New Roman" w:cs="Times New Roman"/>
+        </w:rPr>
         <w:t>10</w:t>
       </w:r>
       <w:r>
         <w:rPr>
+          <w:rFonts w:ascii="Times New Roman" w:hAnsi="Times New Roman" w:cs="Times New Roman"/>
           <w:vertAlign w:val="superscript"/>
         </w:rPr>
         <w:t>th</w:t>
       </w:r>
       <w:r>
+        <w:rPr>
+          <w:rFonts w:ascii="Times New Roman" w:hAnsi="Times New Roman" w:cs="Times New Roman"/>
+        </w:rPr>
         <w:t xml:space="preserve"> -&gt; tenth</w:t>
       </w:r>
     </w:p>
     <w:p>
-      <w:r>
+      <w:pPr>
+        <w:rPr>
+          <w:rFonts w:ascii="Times New Roman" w:hAnsi="Times New Roman" w:cs="Times New Roman"/>
+        </w:rPr>
+      </w:pPr>
+      <w:r>
+        <w:rPr>
+          <w:rFonts w:ascii="Times New Roman" w:hAnsi="Times New Roman" w:cs="Times New Roman"/>
+        </w:rPr>
         <w:t>21</w:t>
       </w:r>
       <w:r>
         <w:rPr>
+          <w:rFonts w:ascii="Times New Roman" w:hAnsi="Times New Roman" w:cs="Times New Roman"/>
           <w:vertAlign w:val="superscript"/>
         </w:rPr>
         <w:t>st</w:t>
       </w:r>
       <w:r>
+        <w:rPr>
+          <w:rFonts w:ascii="Times New Roman" w:hAnsi="Times New Roman" w:cs="Times New Roman"/>
+        </w:rPr>
         <w:t xml:space="preserve"> -&gt; twenty-first</w:t>
       </w:r>
     </w:p>
     <w:p>
-      <w:r>
+      <w:pPr>
+        <w:rPr>
+          <w:rFonts w:ascii="Times New Roman" w:hAnsi="Times New Roman" w:cs="Times New Roman"/>
+        </w:rPr>
+      </w:pPr>
+      <w:r>
+        <w:rPr>
+          <w:rFonts w:ascii="Times New Roman" w:hAnsi="Times New Roman" w:cs="Times New Roman"/>
+        </w:rPr>
         <w:t>22</w:t>
       </w:r>
       <w:r>
         <w:rPr>
+          <w:rFonts w:ascii="Times New Roman" w:hAnsi="Times New Roman" w:cs="Times New Roman"/>
           <w:vertAlign w:val="superscript"/>
         </w:rPr>
         <w:t>nd</w:t>
       </w:r>
       <w:r>
+        <w:rPr>
+          <w:rFonts w:ascii="Times New Roman" w:hAnsi="Times New Roman" w:cs="Times New Roman"/>
+        </w:rPr>
         <w:t xml:space="preserve"> -&gt; twenty-second</w:t>
       </w:r>
     </w:p>
     <w:p>
-      <w:r>
+      <w:pPr>
+        <w:rPr>
+          <w:rFonts w:ascii="Times New Roman" w:hAnsi="Times New Roman" w:cs="Times New Roman"/>
+        </w:rPr>
+      </w:pPr>
+      <w:r>
+        <w:rPr>
+          <w:rFonts w:ascii="Times New Roman" w:hAnsi="Times New Roman" w:cs="Times New Roman"/>
+        </w:rPr>
         <w:t>23</w:t>
       </w:r>
       <w:r>
         <w:rPr>
+          <w:rFonts w:ascii="Times New Roman" w:hAnsi="Times New Roman" w:cs="Times New Roman"/>
           <w:vertAlign w:val="superscript"/>
         </w:rPr>
         <w:t>rd</w:t>
       </w:r>
       <w:r>
+        <w:rPr>
+          <w:rFonts w:ascii="Times New Roman" w:hAnsi="Times New Roman" w:cs="Times New Roman"/>
+        </w:rPr>
         <w:t xml:space="preserve"> -&gt; twenty-third</w:t>
       </w:r>
     </w:p>
     <w:p>
-      <w:r>
+      <w:pPr>
+        <w:rPr>
+          <w:rFonts w:ascii="Times New Roman" w:hAnsi="Times New Roman" w:cs="Times New Roman"/>
+        </w:rPr>
+      </w:pPr>
+      <w:r>
+        <w:rPr>
+          <w:rFonts w:ascii="Times New Roman" w:hAnsi="Times New Roman" w:cs="Times New Roman"/>
+        </w:rPr>
         <w:t>31</w:t>
       </w:r>
       <w:r>
         <w:rPr>
+          <w:rFonts w:ascii="Times New Roman" w:hAnsi="Times New Roman" w:cs="Times New Roman"/>
           <w:vertAlign w:val="superscript"/>
         </w:rPr>
         <w:t>st</w:t>
       </w:r>
       <w:r>
+        <w:rPr>
+          <w:rFonts w:ascii="Times New Roman" w:hAnsi="Times New Roman" w:cs="Times New Roman"/>
+        </w:rPr>
         <w:t xml:space="preserve"> -&gt; thirty-first</w:t>
       </w:r>
     </w:p>
     <w:p>
-      <w:r>
+      <w:pPr>
+        <w:rPr>
+          <w:rFonts w:ascii="Times New Roman" w:hAnsi="Times New Roman" w:cs="Times New Roman"/>
+        </w:rPr>
+      </w:pPr>
+      <w:r>
+        <w:rPr>
+          <w:rFonts w:ascii="Times New Roman" w:hAnsi="Times New Roman" w:cs="Times New Roman"/>
+        </w:rPr>
+        <w:t>9. CÁCH ĐỌC NGÀY THÁNG</w:t>
+      </w:r>
+    </w:p>
+    <w:p>
+      <w:pPr>
+        <w:rPr>
+          <w:rFonts w:ascii="Times New Roman" w:hAnsi="Times New Roman" w:cs="Times New Roman"/>
+        </w:rPr>
+      </w:pPr>
+      <w:r>
+        <w:rPr>
+          <w:rFonts w:ascii="Times New Roman" w:hAnsi="Times New Roman" w:cs="Times New Roman"/>
+        </w:rPr>
+        <w:t xml:space="preserve">Kiểu Anh </w:t>
+      </w:r>
+      <w:r>
+        <w:rPr>
+          <w:rFonts w:ascii="Times New Roman" w:hAnsi="Times New Roman" w:cs="Times New Roman"/>
+        </w:rPr>
+        <w:t>–</w:t>
+      </w:r>
+      <w:r>
+        <w:rPr>
+          <w:rFonts w:ascii="Times New Roman" w:hAnsi="Times New Roman" w:cs="Times New Roman"/>
+        </w:rPr>
+        <w:t xml:space="preserve"> Anh</w:t>
+      </w:r>
+      <w:r>
+        <w:rPr>
+          <w:rFonts w:ascii="Times New Roman" w:hAnsi="Times New Roman" w:cs="Times New Roman"/>
+        </w:rPr>
+        <w:t>:</w:t>
+      </w:r>
+    </w:p>
+    <w:p>
+      <w:pPr>
+        <w:rPr>
+          <w:rFonts w:ascii="Times New Roman" w:hAnsi="Times New Roman" w:cs="Times New Roman"/>
+        </w:rPr>
+      </w:pPr>
+      <w:r>
+        <w:rPr>
+          <w:rFonts w:ascii="Times New Roman" w:hAnsi="Times New Roman" w:cs="Times New Roman"/>
+        </w:rPr>
         <w:lastRenderedPageBreak/>
-        <w:t>9. CÁCH ĐỌC NGÀY THÁNG</w:t>
-      </w:r>
-    </w:p>
-    <w:p>
-      <w:r>
-        <w:t xml:space="preserve">Kiểu Anh </w:t>
-      </w:r>
-      <w:r>
-        <w:t>–</w:t>
-      </w:r>
-      <w:r>
-        <w:t xml:space="preserve"> Anh</w:t>
-      </w:r>
-      <w:r>
-        <w:t>:</w:t>
-      </w:r>
-    </w:p>
-    <w:p>
-      <w:r>
         <w:t>5 july -&gt; the fifth of july</w:t>
       </w:r>
     </w:p>
     <w:p>
-      <w:r>
+      <w:pPr>
+        <w:rPr>
+          <w:rFonts w:ascii="Times New Roman" w:hAnsi="Times New Roman" w:cs="Times New Roman"/>
+        </w:rPr>
+      </w:pPr>
+      <w:r>
+        <w:rPr>
+          <w:rFonts w:ascii="Times New Roman" w:hAnsi="Times New Roman" w:cs="Times New Roman"/>
+        </w:rPr>
         <w:t>20 October -&gt; the twentieth of Octogber</w:t>
       </w:r>
     </w:p>
     <w:p>
-      <w:r>
+      <w:pPr>
+        <w:rPr>
+          <w:rFonts w:ascii="Times New Roman" w:hAnsi="Times New Roman" w:cs="Times New Roman"/>
+        </w:rPr>
+      </w:pPr>
+      <w:r>
+        <w:rPr>
+          <w:rFonts w:ascii="Times New Roman" w:hAnsi="Times New Roman" w:cs="Times New Roman"/>
+        </w:rPr>
         <w:t>Kiểu Anh - Mỹ</w:t>
       </w:r>
     </w:p>
     <w:p>
-      <w:r>
+      <w:pPr>
+        <w:rPr>
+          <w:rFonts w:ascii="Times New Roman" w:hAnsi="Times New Roman" w:cs="Times New Roman"/>
+        </w:rPr>
+      </w:pPr>
+      <w:r>
+        <w:rPr>
+          <w:rFonts w:ascii="Times New Roman" w:hAnsi="Times New Roman" w:cs="Times New Roman"/>
+        </w:rPr>
         <w:t>July 5 -&gt; july fifth</w:t>
       </w:r>
     </w:p>
     <w:p>
-      <w:r>
+      <w:pPr>
+        <w:rPr>
+          <w:rFonts w:ascii="Times New Roman" w:hAnsi="Times New Roman" w:cs="Times New Roman"/>
+        </w:rPr>
+      </w:pPr>
+      <w:r>
+        <w:rPr>
+          <w:rFonts w:ascii="Times New Roman" w:hAnsi="Times New Roman" w:cs="Times New Roman"/>
+        </w:rPr>
         <w:t>October 20 -&gt; October twentieth</w:t>
       </w:r>
     </w:p>
     <w:p>
-      <w:r>
+      <w:pPr>
+        <w:rPr>
+          <w:rFonts w:ascii="Times New Roman" w:hAnsi="Times New Roman" w:cs="Times New Roman"/>
+        </w:rPr>
+      </w:pPr>
+      <w:r>
+        <w:rPr>
+          <w:rFonts w:ascii="Times New Roman" w:hAnsi="Times New Roman" w:cs="Times New Roman"/>
+        </w:rPr>
         <w:t>10. THÁNG TRONG NĂM</w:t>
       </w:r>
     </w:p>
     <w:p>
-      <w:r>
+      <w:pPr>
+        <w:rPr>
+          <w:rFonts w:ascii="Times New Roman" w:hAnsi="Times New Roman" w:cs="Times New Roman"/>
+        </w:rPr>
+      </w:pPr>
+      <w:r>
+        <w:rPr>
+          <w:rFonts w:ascii="Times New Roman" w:hAnsi="Times New Roman" w:cs="Times New Roman"/>
+        </w:rPr>
         <w:t>January -&gt; Tháng 1</w:t>
       </w:r>
     </w:p>
     <w:p>
-      <w:r>
+      <w:pPr>
+        <w:rPr>
+          <w:rFonts w:ascii="Times New Roman" w:hAnsi="Times New Roman" w:cs="Times New Roman"/>
+        </w:rPr>
+      </w:pPr>
+      <w:r>
+        <w:rPr>
+          <w:rFonts w:ascii="Times New Roman" w:hAnsi="Times New Roman" w:cs="Times New Roman"/>
+        </w:rPr>
         <w:t>February -&gt; Tháng 2</w:t>
       </w:r>
     </w:p>
     <w:p>
-      <w:r>
+      <w:pPr>
+        <w:rPr>
+          <w:rFonts w:ascii="Times New Roman" w:hAnsi="Times New Roman" w:cs="Times New Roman"/>
+        </w:rPr>
+      </w:pPr>
+      <w:r>
+        <w:rPr>
+          <w:rFonts w:ascii="Times New Roman" w:hAnsi="Times New Roman" w:cs="Times New Roman"/>
+        </w:rPr>
         <w:t>March -&gt; Tháng 3</w:t>
       </w:r>
     </w:p>
     <w:p>
-      <w:r>
+      <w:pPr>
+        <w:rPr>
+          <w:rFonts w:ascii="Times New Roman" w:hAnsi="Times New Roman" w:cs="Times New Roman"/>
+        </w:rPr>
+      </w:pPr>
+      <w:r>
+        <w:rPr>
+          <w:rFonts w:ascii="Times New Roman" w:hAnsi="Times New Roman" w:cs="Times New Roman"/>
+        </w:rPr>
         <w:t>April -&gt; Tháng 4</w:t>
       </w:r>
     </w:p>
     <w:p>
-      <w:r>
+      <w:pPr>
+        <w:rPr>
+          <w:rFonts w:ascii="Times New Roman" w:hAnsi="Times New Roman" w:cs="Times New Roman"/>
+        </w:rPr>
+      </w:pPr>
+      <w:r>
+        <w:rPr>
+          <w:rFonts w:ascii="Times New Roman" w:hAnsi="Times New Roman" w:cs="Times New Roman"/>
+        </w:rPr>
         <w:t>May -&gt; Tháng 5</w:t>
       </w:r>
     </w:p>
     <w:p>
-      <w:r>
+      <w:pPr>
+        <w:rPr>
+          <w:rFonts w:ascii="Times New Roman" w:hAnsi="Times New Roman" w:cs="Times New Roman"/>
+        </w:rPr>
+      </w:pPr>
+      <w:r>
+        <w:rPr>
+          <w:rFonts w:ascii="Times New Roman" w:hAnsi="Times New Roman" w:cs="Times New Roman"/>
+        </w:rPr>
         <w:t>June -&gt; Tháng 6</w:t>
       </w:r>
     </w:p>
     <w:p>
-      <w:r>
+      <w:pPr>
+        <w:rPr>
+          <w:rFonts w:ascii="Times New Roman" w:hAnsi="Times New Roman" w:cs="Times New Roman"/>
+        </w:rPr>
+      </w:pPr>
+      <w:r>
+        <w:rPr>
+          <w:rFonts w:ascii="Times New Roman" w:hAnsi="Times New Roman" w:cs="Times New Roman"/>
+        </w:rPr>
         <w:t>July -&gt; Tháng 7</w:t>
       </w:r>
     </w:p>
     <w:p>
-      <w:r>
+      <w:pPr>
+        <w:rPr>
+          <w:rFonts w:ascii="Times New Roman" w:hAnsi="Times New Roman" w:cs="Times New Roman"/>
+        </w:rPr>
+      </w:pPr>
+      <w:r>
+        <w:rPr>
+          <w:rFonts w:ascii="Times New Roman" w:hAnsi="Times New Roman" w:cs="Times New Roman"/>
+        </w:rPr>
         <w:t>August -&gt; Tháng 8</w:t>
       </w:r>
     </w:p>
     <w:p>
-      <w:r>
+      <w:pPr>
+        <w:rPr>
+          <w:rFonts w:ascii="Times New Roman" w:hAnsi="Times New Roman" w:cs="Times New Roman"/>
+        </w:rPr>
+      </w:pPr>
+      <w:r>
+        <w:rPr>
+          <w:rFonts w:ascii="Times New Roman" w:hAnsi="Times New Roman" w:cs="Times New Roman"/>
+        </w:rPr>
         <w:t>September -&gt; Tháng 9</w:t>
       </w:r>
     </w:p>
     <w:p>
-      <w:r>
+      <w:pPr>
+        <w:rPr>
+          <w:rFonts w:ascii="Times New Roman" w:hAnsi="Times New Roman" w:cs="Times New Roman"/>
+        </w:rPr>
+      </w:pPr>
+      <w:r>
+        <w:rPr>
+          <w:rFonts w:ascii="Times New Roman" w:hAnsi="Times New Roman" w:cs="Times New Roman"/>
+        </w:rPr>
         <w:t>October -&gt; Tháng</w:t>
       </w:r>
       <w:r>
+        <w:rPr>
+          <w:rFonts w:ascii="Times New Roman" w:hAnsi="Times New Roman" w:cs="Times New Roman"/>
+        </w:rPr>
         <w:t xml:space="preserve"> 10</w:t>
       </w:r>
     </w:p>
     <w:p>
-      <w:r>
+      <w:pPr>
+        <w:rPr>
+          <w:rFonts w:ascii="Times New Roman" w:hAnsi="Times New Roman" w:cs="Times New Roman"/>
+        </w:rPr>
+      </w:pPr>
+      <w:r>
+        <w:rPr>
+          <w:rFonts w:ascii="Times New Roman" w:hAnsi="Times New Roman" w:cs="Times New Roman"/>
+        </w:rPr>
         <w:t>November -&gt; Tháng11</w:t>
       </w:r>
     </w:p>
     <w:p>
-      <w:r>
+      <w:pPr>
+        <w:rPr>
+          <w:rFonts w:ascii="Times New Roman" w:hAnsi="Times New Roman" w:cs="Times New Roman"/>
+        </w:rPr>
+      </w:pPr>
+      <w:r>
+        <w:rPr>
+          <w:rFonts w:ascii="Times New Roman" w:hAnsi="Times New Roman" w:cs="Times New Roman"/>
+        </w:rPr>
         <w:t>December -&gt; Tháng 12</w:t>
       </w:r>
     </w:p>
     <w:p>
-      <w:r>
+      <w:pPr>
+        <w:rPr>
+          <w:rFonts w:ascii="Times New Roman" w:hAnsi="Times New Roman" w:cs="Times New Roman"/>
+        </w:rPr>
+      </w:pPr>
+      <w:r>
+        <w:rPr>
+          <w:rFonts w:ascii="Times New Roman" w:hAnsi="Times New Roman" w:cs="Times New Roman"/>
+        </w:rPr>
         <w:t>11. HỎI VỀ NGÀY THÁNG</w:t>
       </w:r>
     </w:p>
     <w:p>
-      <w:r>
+      <w:pPr>
+        <w:rPr>
+          <w:rFonts w:ascii="Times New Roman" w:hAnsi="Times New Roman" w:cs="Times New Roman"/>
+        </w:rPr>
+      </w:pPr>
+      <w:r>
+        <w:rPr>
+          <w:rFonts w:ascii="Times New Roman" w:hAnsi="Times New Roman" w:cs="Times New Roman"/>
+        </w:rPr>
         <w:t>What day is it today? -&gt; Hôm nay là thứ mấy?</w:t>
       </w:r>
     </w:p>
     <w:p>
-      <w:r>
+      <w:pPr>
+        <w:rPr>
+          <w:rFonts w:ascii="Times New Roman" w:hAnsi="Times New Roman" w:cs="Times New Roman"/>
+        </w:rPr>
+      </w:pPr>
+      <w:r>
+        <w:rPr>
+          <w:rFonts w:ascii="Times New Roman" w:hAnsi="Times New Roman" w:cs="Times New Roman"/>
+        </w:rPr>
         <w:t>What’s the date today? -&gt; Hôm nay là ngày bao nhiêu</w:t>
       </w:r>
     </w:p>
     <w:p>
-      <w:r>
+      <w:pPr>
+        <w:rPr>
+          <w:rFonts w:ascii="Times New Roman" w:hAnsi="Times New Roman" w:cs="Times New Roman"/>
+        </w:rPr>
+      </w:pPr>
+      <w:r>
+        <w:rPr>
+          <w:rFonts w:ascii="Times New Roman" w:hAnsi="Times New Roman" w:cs="Times New Roman"/>
+        </w:rPr>
         <w:t>When is your Birthday? -&gt; Sinh nhật của bạn là khi nào?</w:t>
       </w:r>
     </w:p>
     <w:p>
-      <w:r>
+      <w:pPr>
+        <w:rPr>
+          <w:rFonts w:ascii="Times New Roman" w:hAnsi="Times New Roman" w:cs="Times New Roman"/>
+        </w:rPr>
+      </w:pPr>
+      <w:r>
+        <w:rPr>
+          <w:rFonts w:ascii="Times New Roman" w:hAnsi="Times New Roman" w:cs="Times New Roman"/>
+        </w:rPr>
         <w:t>Ví dụ</w:t>
       </w:r>
     </w:p>
     <w:p>
-      <w:r>
+      <w:pPr>
+        <w:rPr>
+          <w:rFonts w:ascii="Times New Roman" w:hAnsi="Times New Roman" w:cs="Times New Roman"/>
+        </w:rPr>
+      </w:pPr>
+      <w:r>
+        <w:rPr>
+          <w:rFonts w:ascii="Times New Roman" w:hAnsi="Times New Roman" w:cs="Times New Roman"/>
+        </w:rPr>
         <w:t xml:space="preserve">Today is Monday. -&gt; Hôm nay là </w:t>
       </w:r>
       <w:r>
+        <w:rPr>
+          <w:rFonts w:ascii="Times New Roman" w:hAnsi="Times New Roman" w:cs="Times New Roman"/>
+        </w:rPr>
         <w:t>thứ Hai.</w:t>
       </w:r>
     </w:p>
     <w:p>
-      <w:r>
+      <w:pPr>
+        <w:rPr>
+          <w:rFonts w:ascii="Times New Roman" w:hAnsi="Times New Roman" w:cs="Times New Roman"/>
+        </w:rPr>
+      </w:pPr>
+      <w:r>
+        <w:rPr>
+          <w:rFonts w:ascii="Times New Roman" w:hAnsi="Times New Roman" w:cs="Times New Roman"/>
+        </w:rPr>
         <w:t>Today is May fifteenth. -&gt; Hôm này là ngày 15 tháng 5.</w:t>
       </w:r>
     </w:p>
     <w:p>
-      <w:r>
+      <w:pPr>
+        <w:rPr>
+          <w:rFonts w:ascii="Times New Roman" w:hAnsi="Times New Roman" w:cs="Times New Roman"/>
+        </w:rPr>
+      </w:pPr>
+      <w:r>
+        <w:rPr>
+          <w:rFonts w:ascii="Times New Roman" w:hAnsi="Times New Roman" w:cs="Times New Roman"/>
+        </w:rPr>
         <w:t>My birthday is on August tenth. -&gt; Sinh nhật tôi là ngày 10 tháng 8</w:t>
       </w:r>
     </w:p>
     <w:p>
-      <w:r>
+      <w:pPr>
+        <w:rPr>
+          <w:rFonts w:ascii="Times New Roman" w:hAnsi="Times New Roman" w:cs="Times New Roman"/>
+        </w:rPr>
+      </w:pPr>
+      <w:r>
+        <w:rPr>
+          <w:rFonts w:ascii="Times New Roman" w:hAnsi="Times New Roman" w:cs="Times New Roman"/>
+        </w:rPr>
         <w:t>12. GHI NHỚ</w:t>
       </w:r>
     </w:p>
     <w:p>
-      <w:r>
+      <w:pPr>
+        <w:rPr>
+          <w:rFonts w:ascii="Times New Roman" w:hAnsi="Times New Roman" w:cs="Times New Roman"/>
+        </w:rPr>
+      </w:pPr>
+      <w:r>
+        <w:rPr>
+          <w:rFonts w:ascii="Times New Roman" w:hAnsi="Times New Roman" w:cs="Times New Roman"/>
+        </w:rPr>
         <w:t>Past = sau</w:t>
       </w:r>
     </w:p>
     <w:p>
-      <w:r>
+      <w:pPr>
+        <w:rPr>
+          <w:rFonts w:ascii="Times New Roman" w:hAnsi="Times New Roman" w:cs="Times New Roman"/>
+        </w:rPr>
+      </w:pPr>
+      <w:r>
+        <w:rPr>
+          <w:rFonts w:ascii="Times New Roman" w:hAnsi="Times New Roman" w:cs="Times New Roman"/>
+        </w:rPr>
         <w:t>To = kém</w:t>
       </w:r>
     </w:p>
     <w:p>
-      <w:r>
+      <w:pPr>
+        <w:rPr>
+          <w:rFonts w:ascii="Times New Roman" w:hAnsi="Times New Roman" w:cs="Times New Roman"/>
+        </w:rPr>
+      </w:pPr>
+      <w:r>
+        <w:rPr>
+          <w:rFonts w:ascii="Times New Roman" w:hAnsi="Times New Roman" w:cs="Times New Roman"/>
+        </w:rPr>
         <w:t>Half = 30 phút</w:t>
       </w:r>
     </w:p>
     <w:p>
-      <w:r>
+      <w:pPr>
+        <w:rPr>
+          <w:rFonts w:ascii="Times New Roman" w:hAnsi="Times New Roman" w:cs="Times New Roman"/>
+        </w:rPr>
+      </w:pPr>
+      <w:r>
+        <w:rPr>
+          <w:rFonts w:ascii="Times New Roman" w:hAnsi="Times New Roman" w:cs="Times New Roman"/>
+        </w:rPr>
+        <w:t>A quarter = 15 phút</w:t>
+      </w:r>
+    </w:p>
+    <w:p>
+      <w:pPr>
+        <w:rPr>
+          <w:rFonts w:ascii="Times New Roman" w:hAnsi="Times New Roman" w:cs="Times New Roman"/>
+        </w:rPr>
+      </w:pPr>
+      <w:r>
+        <w:rPr>
+          <w:rFonts w:ascii="Times New Roman" w:hAnsi="Times New Roman" w:cs="Times New Roman"/>
+        </w:rPr>
+        <w:t>Cấu trúc quan trọng</w:t>
+      </w:r>
+    </w:p>
+    <w:p>
+      <w:pPr>
+        <w:rPr>
+          <w:rFonts w:ascii="Times New Roman" w:hAnsi="Times New Roman" w:cs="Times New Roman"/>
+        </w:rPr>
+      </w:pPr>
+      <w:r>
+        <w:rPr>
+          <w:rFonts w:ascii="Times New Roman" w:hAnsi="Times New Roman" w:cs="Times New Roman"/>
+        </w:rPr>
+        <w:t>It’s + giờ + o’clock</w:t>
+      </w:r>
+    </w:p>
+    <w:p>
+      <w:pPr>
+        <w:rPr>
+          <w:rFonts w:ascii="Times New Roman" w:hAnsi="Times New Roman" w:cs="Times New Roman"/>
+        </w:rPr>
+      </w:pPr>
+      <w:r>
+        <w:rPr>
+          <w:rFonts w:ascii="Times New Roman" w:hAnsi="Times New Roman" w:cs="Times New Roman"/>
+        </w:rPr>
         <w:lastRenderedPageBreak/>
-        <w:t>A quarter = 15 phút</w:t>
-      </w:r>
-    </w:p>
-    <w:p>
-      <w:r>
-        <w:t>Cấu trúc quan trọng</w:t>
-      </w:r>
-    </w:p>
-    <w:p>
-      <w:r>
-        <w:t>It’s + giờ + o’clock</w:t>
-      </w:r>
-    </w:p>
-    <w:p>
-      <w:r>
         <w:t>It’s + phút + past + giờ</w:t>
       </w:r>
     </w:p>
     <w:p>
-      <w:r>
+      <w:pPr>
+        <w:rPr>
+          <w:rFonts w:ascii="Times New Roman" w:hAnsi="Times New Roman" w:cs="Times New Roman"/>
+        </w:rPr>
+      </w:pPr>
+      <w:r>
+        <w:rPr>
+          <w:rFonts w:ascii="Times New Roman" w:hAnsi="Times New Roman" w:cs="Times New Roman"/>
+        </w:rPr>
         <w:t>It’s + phút + to + giờ</w:t>
       </w:r>
     </w:p>
     <w:p>
-      <w:r>
+      <w:pPr>
+        <w:rPr>
+          <w:rFonts w:ascii="Times New Roman" w:hAnsi="Times New Roman" w:cs="Times New Roman"/>
+        </w:rPr>
+      </w:pPr>
+      <w:r>
+        <w:rPr>
+          <w:rFonts w:ascii="Times New Roman" w:hAnsi="Times New Roman" w:cs="Times New Roman"/>
+        </w:rPr>
         <w:t>Today is + tháng + ngày</w:t>
       </w:r>
     </w:p>
     <w:p>
-      <w:r>
+      <w:pPr>
+        <w:rPr>
+          <w:rFonts w:ascii="Times New Roman" w:hAnsi="Times New Roman" w:cs="Times New Roman"/>
+        </w:rPr>
+      </w:pPr>
+      <w:r>
+        <w:rPr>
+          <w:rFonts w:ascii="Times New Roman" w:hAnsi="Times New Roman" w:cs="Times New Roman"/>
+        </w:rPr>
         <w:t>My birthday is on + tháng + ngày</w:t>
       </w:r>
     </w:p>

--- a/lessions/0006.docx
+++ b/lessions/0006.docx
@@ -258,7 +258,19 @@
         <w:rPr>
           <w:rFonts w:ascii="Times New Roman" w:hAnsi="Times New Roman" w:cs="Times New Roman"/>
         </w:rPr>
-        <w:t>It’s + giờ +</w:t>
+        <w:t xml:space="preserve">It’s + </w:t>
+      </w:r>
+      <w:r>
+        <w:rPr>
+          <w:rFonts w:ascii="Times New Roman" w:hAnsi="Times New Roman" w:cs="Times New Roman"/>
+        </w:rPr>
+        <w:t>phút</w:t>
+      </w:r>
+      <w:r>
+        <w:rPr>
+          <w:rFonts w:ascii="Times New Roman" w:hAnsi="Times New Roman" w:cs="Times New Roman"/>
+        </w:rPr>
+        <w:t xml:space="preserve"> +</w:t>
       </w:r>
       <w:r>
         <w:rPr>
